--- a/Category 2 Narrative.docx
+++ b/Category 2 Narrative.docx
@@ -32,6 +32,12 @@
         </w:rPr>
         <w:t>The artifact I used for this category is my Android inventory management app that I created earlier in the CS program. The app allows users to login, add and delete inventory items and store data using SQLite database. I originally built this app in a previous course where the goal was to create a functional mobile app that connects a user with store data.</w:t>
       </w:r>
+      <w:r>
+        <w:rPr>
+          <w:rFonts w:ascii="Times New Roman" w:hAnsi="Times New Roman" w:cs="Times New Roman"/>
+        </w:rPr>
+        <w:t xml:space="preserve"> The main files I updated for this category was the MainActivity.java and InventoryAdapter.java.</w:t>
+      </w:r>
     </w:p>
     <w:p>
       <w:pPr>
@@ -57,35 +63,7 @@
         <w:rPr>
           <w:rFonts w:ascii="Times New Roman" w:hAnsi="Times New Roman" w:cs="Times New Roman"/>
         </w:rPr>
-        <w:t xml:space="preserve"> data structure in place using an </w:t>
-      </w:r>
-      <w:proofErr w:type="spellStart"/>
-      <w:r>
-        <w:rPr>
-          <w:rFonts w:ascii="Times New Roman" w:hAnsi="Times New Roman" w:cs="Times New Roman"/>
-        </w:rPr>
-        <w:t>ArrayList</w:t>
-      </w:r>
-      <w:proofErr w:type="spellEnd"/>
-      <w:r>
-        <w:rPr>
-          <w:rFonts w:ascii="Times New Roman" w:hAnsi="Times New Roman" w:cs="Times New Roman"/>
-        </w:rPr>
-        <w:t xml:space="preserve"> to store inventory items, which made it a good starting point for improvement. Even though the app worked, the way it handled data was </w:t>
-      </w:r>
-      <w:proofErr w:type="gramStart"/>
-      <w:r>
-        <w:rPr>
-          <w:rFonts w:ascii="Times New Roman" w:hAnsi="Times New Roman" w:cs="Times New Roman"/>
-        </w:rPr>
-        <w:t>pretty simple</w:t>
-      </w:r>
-      <w:proofErr w:type="gramEnd"/>
-      <w:r>
-        <w:rPr>
-          <w:rFonts w:ascii="Times New Roman" w:hAnsi="Times New Roman" w:cs="Times New Roman"/>
-        </w:rPr>
-        <w:t xml:space="preserve"> and not very efficient. This project gave me the opportunity to show my skills in </w:t>
+        <w:t xml:space="preserve"> data structure in place using an ArrayList to store inventory items, which made it a good starting point for improvement. Even though the app worked, the way it handled data was pretty simple and not very efficient. This project gave me the opportunity to show my skills in </w:t>
       </w:r>
       <w:r>
         <w:rPr>
@@ -196,21 +174,7 @@
         <w:rPr>
           <w:rFonts w:ascii="Times New Roman" w:hAnsi="Times New Roman" w:cs="Times New Roman"/>
         </w:rPr>
-        <w:t xml:space="preserve"> I planned for this category. I was able to demonstrate my understanding of data structures like </w:t>
-      </w:r>
-      <w:proofErr w:type="spellStart"/>
-      <w:r>
-        <w:rPr>
-          <w:rFonts w:ascii="Times New Roman" w:hAnsi="Times New Roman" w:cs="Times New Roman"/>
-        </w:rPr>
-        <w:t>ArrayList</w:t>
-      </w:r>
-      <w:proofErr w:type="spellEnd"/>
-      <w:r>
-        <w:rPr>
-          <w:rFonts w:ascii="Times New Roman" w:hAnsi="Times New Roman" w:cs="Times New Roman"/>
-        </w:rPr>
-        <w:t xml:space="preserve"> and HashMap, and I applied </w:t>
+        <w:t xml:space="preserve"> I planned for this category. I was able to demonstrate my understanding of data structures like ArrayList and HashMap, and I applied </w:t>
       </w:r>
       <w:r>
         <w:rPr>
@@ -234,14 +198,14 @@
         <w:rPr>
           <w:rFonts w:ascii="Times New Roman" w:hAnsi="Times New Roman" w:cs="Times New Roman"/>
         </w:rPr>
-        <w:t xml:space="preserve"> that I can not only use data structures, but also improve how data is processed and accessed. I also showed that I can analyze an </w:t>
+        <w:t xml:space="preserve"> that I can not only use data structures, </w:t>
       </w:r>
       <w:r>
         <w:rPr>
           <w:rFonts w:ascii="Times New Roman" w:hAnsi="Times New Roman" w:cs="Times New Roman"/>
         </w:rPr>
         <w:lastRenderedPageBreak/>
-        <w:t xml:space="preserve">existing project and make meaningful improvements to it. </w:t>
+        <w:t xml:space="preserve">but also improve how data is processed and accessed. I also showed that I can analyze an existing project and make meaningful improvements to it. </w:t>
       </w:r>
       <w:r>
         <w:rPr>
@@ -259,30 +223,14 @@
         <w:rPr>
           <w:rFonts w:ascii="Times New Roman" w:hAnsi="Times New Roman" w:cs="Times New Roman"/>
         </w:rPr>
-        <w:t xml:space="preserve"> in my final </w:t>
-      </w:r>
-      <w:proofErr w:type="spellStart"/>
-      <w:r>
-        <w:rPr>
-          <w:rFonts w:ascii="Times New Roman" w:hAnsi="Times New Roman" w:cs="Times New Roman"/>
-        </w:rPr>
-        <w:t>ePortfolio</w:t>
-      </w:r>
-      <w:proofErr w:type="spellEnd"/>
-      <w:r>
-        <w:rPr>
-          <w:rFonts w:ascii="Times New Roman" w:hAnsi="Times New Roman" w:cs="Times New Roman"/>
-        </w:rPr>
-        <w:t xml:space="preserve">, but </w:t>
-      </w:r>
-      <w:proofErr w:type="gramStart"/>
+        <w:t xml:space="preserve"> in my final ePortfolio, but </w:t>
+      </w:r>
       <w:r>
         <w:rPr>
           <w:rFonts w:ascii="Times New Roman" w:hAnsi="Times New Roman" w:cs="Times New Roman"/>
         </w:rPr>
         <w:t>overall</w:t>
       </w:r>
-      <w:proofErr w:type="gramEnd"/>
       <w:r>
         <w:rPr>
           <w:rFonts w:ascii="Times New Roman" w:hAnsi="Times New Roman" w:cs="Times New Roman"/>
@@ -302,21 +250,7 @@
         <w:rPr>
           <w:rFonts w:ascii="Times New Roman" w:hAnsi="Times New Roman" w:cs="Times New Roman"/>
         </w:rPr>
-        <w:t xml:space="preserve">Working on this part of the project helped me understand the importance of choosing the right data structure and algorithm for the task. Before this, I mostly </w:t>
-      </w:r>
-      <w:proofErr w:type="gramStart"/>
-      <w:r>
-        <w:rPr>
-          <w:rFonts w:ascii="Times New Roman" w:hAnsi="Times New Roman" w:cs="Times New Roman"/>
-        </w:rPr>
-        <w:t>using</w:t>
-      </w:r>
-      <w:proofErr w:type="gramEnd"/>
-      <w:r>
-        <w:rPr>
-          <w:rFonts w:ascii="Times New Roman" w:hAnsi="Times New Roman" w:cs="Times New Roman"/>
-        </w:rPr>
-        <w:t xml:space="preserve"> simple lists without </w:t>
+        <w:t xml:space="preserve">Working on this part of the project helped me understand the importance of choosing the right data structure and algorithm for the task. Before this, I mostly using simple lists without </w:t>
       </w:r>
       <w:r>
         <w:rPr>
@@ -354,14 +288,12 @@
         </w:rPr>
         <w:t xml:space="preserve"> everything in one file. One challenge I faced was making sure everything still worked correctly after adding new logic. For example, after adding sorting and filtering, I had to make sure the </w:t>
       </w:r>
-      <w:proofErr w:type="spellStart"/>
       <w:r>
         <w:rPr>
           <w:rFonts w:ascii="Times New Roman" w:hAnsi="Times New Roman" w:cs="Times New Roman"/>
         </w:rPr>
         <w:t>RecycleView</w:t>
       </w:r>
-      <w:proofErr w:type="spellEnd"/>
       <w:r>
         <w:rPr>
           <w:rFonts w:ascii="Times New Roman" w:hAnsi="Times New Roman" w:cs="Times New Roman"/>
